--- a/interfaz_de_calculadora/src/archivos/info2.docx
+++ b/interfaz_de_calculadora/src/archivos/info2.docx
@@ -7,11 +7,16 @@
         <w:t>Información sobre la calculadora básica</w:t>
       </w:r>
     </w:p>
+    <w:p/>
     <w:p>
       <w:r>
-        <w:t xml:space="preserve">La calculadora básica funciona para casos varios </w:t>
+        <w:t xml:space="preserve">La calculadora básica funciona para </w:t>
+      </w:r>
+      <w:r>
+        <w:t xml:space="preserve">varios casos que sea útil </w:t>
       </w:r>
     </w:p>
+    <w:p/>
     <w:p>
       <w:r>
         <w:t>D</w:t>
